--- a/Ministry/Features/Front-End-Integration-Strategy/Design/CiC_FrontEnd_Engineering_Specification_V1_2.docx
+++ b/Ministry/Features/Front-End-Integration-Strategy/Design/CiC_FrontEnd_Engineering_Specification_V1_2.docx
@@ -279,7 +279,7 @@
           <w:sz w:val="22"/>
           <w:szCs w:val="22"/>
         </w:rPr>
-        <w:t xml:space="preserve">A participant never arrives directly at a conversation. They arrive at a threshold, move through it in one of three ways, and then enter what the project calls the Table — a conversation with up to five Representatives at once, hosted by a Facilitator. What follows describes that experience in the order a participant actually moves through it, then gives the phase-by-phase build sequence engineering actually implements against.</w:t>
+        <w:t xml:space="preserve">A participant never arrives directly at a conversation. They arrive at a threshold, move through it in one of three ways, and then enter what the project calls the Table — a conversation with up to three Representatives at once, hosted by a Facilitator. What follows describes that experience in the order a participant actually moves through it, then gives the phase-by-phase build sequence engineering actually implements against.</w:t>
       </w:r>
     </w:p>
     <w:p>
@@ -342,7 +342,7 @@
           <w:sz w:val="22"/>
           <w:szCs w:val="22"/>
         </w:rPr>
-        <w:t xml:space="preserve">The participant browses a menu of available worlds — each with a short, warm, jargon-free “menu card” describing what the world is and what kind of question it serves well — and selects one to five worlds before entering. The Facilitator honors this selection completely: it introduces the chosen worlds as the participant’s own choice and offers no editorial commentary about whether the combination is ideal. The menu itself does not recommend or weight any world or combination — that curatorial judgment belongs to the Facilitator in Pathway Three, not to the browsing UI.</w:t>
+        <w:t xml:space="preserve">The participant browses a menu of available worlds — each with a short, warm, jargon-free “menu card” describing what the world is and what kind of question it serves well — and selects one to three worlds before entering. The Facilitator honors this selection completely: it introduces the chosen worlds as the participant’s own choice and offers no editorial commentary about whether the combination is ideal. The menu itself does not recommend or weight any world or combination — that curatorial judgment belongs to the Facilitator in Pathway Three, not to the browsing UI.</w:t>
       </w:r>
     </w:p>
     <w:p>
@@ -482,7 +482,7 @@
           <w:sz w:val="22"/>
           <w:szCs w:val="22"/>
         </w:rPr>
-        <w:t xml:space="preserve">The Representatives — one per world, up to five. Each speaks from inside its own formation — its own vocabulary, reasoning mode, and emotional register — not as an expert describing a tradition from outside it.</w:t>
+        <w:t xml:space="preserve">The Representatives — one per world, up to three. Each speaks from inside its own formation — its own vocabulary, reasoning mode, and emotional register — not as an expert describing a tradition from outside it.</w:t>
       </w:r>
     </w:p>
     <w:p>
@@ -981,7 +981,7 @@
                 <w:sz w:val="18"/>
                 <w:szCs w:val="18"/>
               </w:rPr>
-              <w:t xml:space="preserve">1–5</w:t>
+              <w:t xml:space="preserve">1–3</w:t>
             </w:r>
           </w:p>
         </w:tc>
@@ -1123,7 +1123,7 @@
                 <w:sz w:val="18"/>
                 <w:szCs w:val="18"/>
               </w:rPr>
-              <w:t xml:space="preserve">5 (full Ancient Church set)</w:t>
+              <w:t xml:space="preserve">3 (permanent ceiling)</w:t>
             </w:r>
           </w:p>
         </w:tc>
@@ -1441,7 +1441,7 @@
           <w:sz w:val="22"/>
           <w:szCs w:val="22"/>
         </w:rPr>
-        <w:t xml:space="preserve">Implemented: one to five worlds; a basic glossary (five key terms per world) with highlight-and-click; source transparency at one level; full four-role selection; transparency-mode selection (Mode One / Mode Two) introduced; still a picture background.</w:t>
+        <w:t xml:space="preserve">Implemented: one to three worlds; a basic glossary (five key terms per world) with highlight-and-click; source transparency at one level; full four-role selection; transparency-mode selection (Mode One / Mode Two) introduced; still a picture background.</w:t>
       </w:r>
     </w:p>
     <w:p>
@@ -2658,20 +2658,20 @@
         <w:pStyle w:val="Heading2"/>
       </w:pPr>
       <w:r>
-        <w:t xml:space="preserve">3.4 The five-Representative ceiling</w:t>
-      </w:r>
-    </w:p>
-    <w:p>
-      <w:pPr>
-        <w:spacing w:after="160" w:line="276"/>
-      </w:pPr>
-      <w:r>
-        <w:rPr>
-          <w:rFonts w:ascii="Arial" w:cs="Arial" w:eastAsia="Arial" w:hAnsi="Arial"/>
-          <w:sz w:val="22"/>
-          <w:szCs w:val="22"/>
-        </w:rPr>
-        <w:t xml:space="preserve">No Table ever seats more than five Representatives. This is stated explicitly as a quality commitment, not a technical constraint: beyond five, the Facilitator cannot maintain coherent governance, the participant cannot track the voices without losing the thread of any of them, and the Table loses the intimacy that makes genuine encounter possible. A Table with two worlds held well is treated as more valuable than a Table with six worlds held thinly.</w:t>
+        <w:t xml:space="preserve">3.4 The three-Representative ceiling</w:t>
+      </w:r>
+    </w:p>
+    <w:p>
+      <w:pPr>
+        <w:spacing w:after="160" w:line="276"/>
+      </w:pPr>
+      <w:r>
+        <w:rPr>
+          <w:rFonts w:ascii="Arial" w:cs="Arial" w:eastAsia="Arial" w:hAnsi="Arial"/>
+          <w:sz w:val="22"/>
+          <w:szCs w:val="22"/>
+        </w:rPr>
+        <w:t xml:space="preserve">No Table ever seats more than three Representatives. This is stated explicitly as a quality commitment, not a technical constraint: beyond three, the Facilitator cannot maintain coherent governance, the participant cannot track the voices without losing the thread of any of them, and the Table loses the intimacy that makes genuine encounter possible. A Table with two worlds held well is treated as more valuable than a Table with six worlds held thinly. (2026-08-01: the governing design document's earlier five-Representative ceiling is retired — Mark's decision, cost-driven. Three is now the permanent maximum, not a Phase-1 placeholder.)</w:t>
       </w:r>
     </w:p>
     <w:p>
@@ -2692,7 +2692,7 @@
           <w:sz w:val="21"/>
           <w:szCs w:val="21"/>
         </w:rPr>
-        <w:t xml:space="preserve">Flag for engineering: the governing design document states this directly — “No mechanism in the system prevents a sixth world from being called. The Facilitator’s curatorial judgment is what holds the ceiling.” The five-world limit is currently enforced entirely by Facilitator prompting and judgment, not by any system-level guard. This is worth a deliberate decision during deployment setup: whether to add a hard-coded ceiling as defense-in-depth, or to accept governance-only enforcement as the current design intends. Either way, this should not be assumed to be enforced by the runtime unless explicitly built.</w:t>
+        <w:t xml:space="preserve">Resolved (2026-08-01): this was an open engineering question as of V1.1/V1.2's original drafting — whether to add a hard-coded ceiling as defense-in-depth, since the design was enforced only by Facilitator prompting and judgment. It is no longer open: the runtime already enforces the ceiling in code (‘cic-poc/backend/app/main.py’, ‘request.world_ids[:3]’), independent of Facilitator judgment, and the design ceiling itself is now permanently three (Mark’s 2026-08-01 decision retired the earlier five-world design ceiling this flag originally referenced). No further engineering decision is needed here.</w:t>
       </w:r>
     </w:p>
     <w:p>
